--- a/link_eshopworld/Documentation/eShopWorld_Mixed_Cart_Integration.docx
+++ b/link_eshopworld/Documentation/eShopWorld_Mixed_Cart_Integration.docx
@@ -91,7 +91,21 @@
                                     <w:sz w:val="20"/>
                                     <w:szCs w:val="20"/>
                                   </w:rPr>
-                                  <w:t>5.0.0</w:t>
+                                  <w:t>5.</w:t>
+                                </w:r>
+                                <w:r>
+                                  <w:rPr>
+                                    <w:sz w:val="20"/>
+                                    <w:szCs w:val="20"/>
+                                  </w:rPr>
+                                  <w:t>1</w:t>
+                                </w:r>
+                                <w:r>
+                                  <w:rPr>
+                                    <w:sz w:val="20"/>
+                                    <w:szCs w:val="20"/>
+                                  </w:rPr>
+                                  <w:t>.0</w:t>
                                 </w:r>
                               </w:p>
                               <w:p>
@@ -124,7 +138,7 @@
                                     <w:sz w:val="20"/>
                                     <w:szCs w:val="20"/>
                                   </w:rPr>
-                                  <w:t>February</w:t>
+                                  <w:t>May</w:t>
                                 </w:r>
                                 <w:r>
                                   <w:rPr>
@@ -236,7 +250,21 @@
                               <w:sz w:val="20"/>
                               <w:szCs w:val="20"/>
                             </w:rPr>
-                            <w:t>5.0.0</w:t>
+                            <w:t>5.</w:t>
+                          </w:r>
+                          <w:r>
+                            <w:rPr>
+                              <w:sz w:val="20"/>
+                              <w:szCs w:val="20"/>
+                            </w:rPr>
+                            <w:t>1</w:t>
+                          </w:r>
+                          <w:r>
+                            <w:rPr>
+                              <w:sz w:val="20"/>
+                              <w:szCs w:val="20"/>
+                            </w:rPr>
+                            <w:t>.0</w:t>
                           </w:r>
                         </w:p>
                         <w:p>
@@ -269,7 +297,7 @@
                               <w:sz w:val="20"/>
                               <w:szCs w:val="20"/>
                             </w:rPr>
-                            <w:t>February</w:t>
+                            <w:t>May</w:t>
                           </w:r>
                           <w:r>
                             <w:rPr>
@@ -1747,7 +1775,7 @@
           <w:lang w:val="en-US"/>
         </w:rPr>
         <w:drawing>
-          <wp:inline distT="0" distB="0" distL="0" distR="0" wp14:anchorId="096945D5" wp14:editId="219809B4">
+          <wp:inline distT="0" distB="0" distL="0" distR="0" wp14:anchorId="096945D5" wp14:editId="3B5A9637">
             <wp:extent cx="5935980" cy="2400300"/>
             <wp:effectExtent l="0" t="0" r="7620" b="0"/>
             <wp:docPr id="1700710310" name="Picture 1"/>
@@ -3066,7 +3094,7 @@
           <w:noProof/>
         </w:rPr>
         <w:drawing>
-          <wp:inline distT="0" distB="0" distL="0" distR="0" wp14:anchorId="49761924" wp14:editId="00B101A0">
+          <wp:inline distT="0" distB="0" distL="0" distR="0" wp14:anchorId="49761924" wp14:editId="7153EA90">
             <wp:extent cx="5935980" cy="1798320"/>
             <wp:effectExtent l="0" t="0" r="7620" b="0"/>
             <wp:docPr id="496768791" name="Picture 2"/>
